--- a/zaini_case_audit_output/outputs/word/documents/005_التماس الشيخ أسامه زيني ـ القضية 42824717 ـ من المستشار.docx
+++ b/zaini_case_audit_output/outputs/word/documents/005_التماس الشيخ أسامه زيني ـ القضية 42824717 ـ من المستشار.docx
@@ -70,14 +70,13 @@
     <w:p/>
     <w:p>
       <w:pPr>
+        <w:pStyle w:val="Heading2"/>
         <w:jc w:val="right"/>
         <w:bidi/>
       </w:pPr>
       <w:r>
-        <w:rPr>
-          <w:b w:val="0"/>
-          <w:i w:val="0"/>
-        </w:rPr>
+        <w:t>[نص الضبط / الحكم — المتن الفعلي] ===</w:t>
+        <w:br/>
         <w:t>رظــــــــنلا ةداــــعإ "ساـــــمتلا" بــــلط</w:t>
       </w:r>
     </w:p>

--- a/zaini_case_audit_output/outputs/word/documents/005_التماس الشيخ أسامه زيني ـ القضية 42824717 ـ من المستشار.docx
+++ b/zaini_case_audit_output/outputs/word/documents/005_التماس الشيخ أسامه زيني ـ القضية 42824717 ـ من المستشار.docx
@@ -75,60 +75,56 @@
         <w:bidi/>
       </w:pPr>
       <w:r>
-        <w:t>[نص الضبط / الحكم — المتن الفعلي] ===</w:t>
+        <w:t>[المتن الفعلي: الوقائع / الأسباب / المنطوق] ===</w:t>
         <w:br/>
         <w:t>رظــــــــنلا ةداــــعإ "ساـــــمتلا" بــــلط</w:t>
       </w:r>
     </w:p>
     <w:p>
       <w:pPr>
+        <w:pStyle w:val="Heading2"/>
         <w:jc w:val="right"/>
         <w:bidi/>
       </w:pPr>
       <w:r>
-        <w:rPr>
-          <w:b w:val="0"/>
-          <w:i w:val="0"/>
-        </w:rPr>
+        <w:t>[المُرسَل إليه / المخاطَب والتحية] ===</w:t>
+        <w:br/>
         <w:t>صاحب الفضيلة/ رئيس محكمة الاستئناف بالمحكمة التجارية بجدة حفظه الله</w:t>
       </w:r>
     </w:p>
     <w:p>
       <w:pPr>
+        <w:pStyle w:val="Heading2"/>
         <w:jc w:val="right"/>
         <w:bidi/>
       </w:pPr>
       <w:r>
-        <w:rPr>
-          <w:b w:val="0"/>
-          <w:i w:val="0"/>
-        </w:rPr>
+        <w:t>[المتن الفعلي: الوقائع / الأسباب / المنطوق] ===</w:t>
+        <w:br/>
         <w:t>السلام عليكم ورحمة الله وبركاته،،،</w:t>
       </w:r>
     </w:p>
     <w:p>
       <w:pPr>
+        <w:pStyle w:val="Heading2"/>
         <w:jc w:val="right"/>
         <w:bidi/>
       </w:pPr>
       <w:r>
-        <w:rPr>
-          <w:b w:val="0"/>
-          <w:i w:val="0"/>
-        </w:rPr>
+        <w:t>[الطلبات / المرفقات] ===</w:t>
+        <w:br/>
         <w:t>الموضوع: نلتمس من فضيلتكم إعادة النظر بشأن الحكم الصادر عن دائرة الاستئناف الثانية بمحكمتكم الموقرة برقم: (4530828230) وتاريخ: 25/08/1445هـ "مرفق رقم 1"، والحكم الصادر عن نفس الدائرة برقم: (4630548401) وتاريخ: 18/06/1446هـ "مرفق رقم 2"، في القضية المقيدة برقم: (42824717) وتاريخ: 25/ 12/1442هـ، المقامة من المدعيين السيد/ عدنان أحمد عباس زيني، والسيدة/ عاتقه محمد يحي محمد على الحرازي "الملتمس ضدهما" ضد المدعى عليه السيد/ أسامه أحمد عباس زيني "الملتمس". أتقدم إلى فضيلتكم بالتماسنا هذا على الحكم سالف الذكر، وفق المادتين (86، 87) من نظام المحاكم التجارية رقم: (م/511) وتاريخ: 14/08/1441هـ، حيث جاء بالمادة (86) منه أن: (يجوز تقديم التماس إعادة النظر في الأحكام النهائية -الصادرة بموجب النظام -في الأحوال المنصوص عليها في نظام المرافعات الشرعية.( وحيث أن هذا الحكم محل الالتماس ينطبق عليه حالة، بل حالات من الحالات الواردة بالمادتين (200/1) من نظام المرافعات الشرعية رقم: (م/1) وتاريخ: 22/01/1435هـ، ومن ثم فإننا أطعن عليه بالالتماس بإعادة النظر الماثل للأسباب الآتية: -</w:t>
       </w:r>
     </w:p>
     <w:p>
       <w:pPr>
+        <w:pStyle w:val="Heading2"/>
         <w:jc w:val="right"/>
         <w:bidi/>
       </w:pPr>
       <w:r>
-        <w:rPr>
-          <w:b w:val="0"/>
-          <w:i w:val="0"/>
-        </w:rPr>
+        <w:t>[المتن الفعلي: الوقائع / الأسباب / المنطوق] ===</w:t>
+        <w:br/>
         <w:t>أولاً: الأساس القانوني: لما كان الطعن على الاحكام وفق التماس إعادة النظر ميزة مقررة لصالح أطراف الدعوى ولحسن سير العدالة، وذلك استظهاراً لما قد يشوب الحكم من عيوب، ذلك ان القاضي بشر واحتمال الخطأ وارد، كما يتصور عدم الاحاطة الشاملة والمطلقة بجميع عناصر الدعوى لتعذر ظهور بعض الأوراق والأدلة، وهذا تطبيق لمبدأ من المبادئ السائدة في الأنظمة الحديثة وهو مبدأ مراجعة القضاء وهو مبدأ أصيل أقرته الشريعة الاسلامية، ويظهر ذلك في قول سيدنا عمر رضي الله عنه لقاضيه: (ولا يمنعك قضاء قضيت فيه اليوم فرجعت فيه لعقلك وهديت فيه لرشدك أن ترجع الى الحق فإن الحق قديم ومراجعة الحق خير من التمادي في الباطل)، وهذا ما أكدته النصوص النظامية، لذا أتقدم إلى فضيلتكم بالتماس إعادة النظر في الحكم المشار إليه أعلاه، وذلك استناداً إلي ما نصت عليه المادة (86) سالفة الذكر، وكذلك إلى أحكام المادة (200ـ1) من نظام المرافعات الشرعية، بوصفه النظام الذي يتضمن القواعد الإجرائية العامة التي تنظم إجراءات التقاضي، وهي تنص على أحقية أي من الخصوم في أن يلتمس إعادة النظر في الأحكام النهائية في حالات محددة وردت على سبيل الحصر، ومن بين هذه الحالات التي تنطبق على أوجه التماسنا، ما يلي: 1ــانعدام الصفة في المدعى. 2-إذا حصل المُلتمس بعد الحكم على أوراق قاطعة في الدعوى، كان قد تعذَّر عليه إبرازها قبل الحكم. 3-إذا وقع من الخصم غش من شأنه التأثير في الحكم. 4-‌إذا كان منطوق الحكم يناقض بعضه بعضاً. 5‌-إذا صدر الحكم على من لم يكن ممثلاً تمثيلاً صحيحاً في الدعوى. وسوف نستعرض فيما يلي هذه الأوجه النظامية لالتماس إعادة النظر أعلاه، ثم نعرض لطلبات المُلتمس، وذلك على النحو التالي: -</w:t>
       </w:r>
     </w:p>
@@ -147,40 +143,37 @@
     </w:p>
     <w:p>
       <w:pPr>
+        <w:pStyle w:val="Heading2"/>
         <w:jc w:val="right"/>
         <w:bidi/>
       </w:pPr>
       <w:r>
-        <w:rPr>
-          <w:b w:val="0"/>
-          <w:i w:val="0"/>
-        </w:rPr>
+        <w:t>[الطلبات / المرفقات] ===</w:t>
+        <w:br/>
         <w:t>1-نتمسك برد الدعوى لانعدام الصفة في المدعى: فلرفع الدعوى شروط ومنها شروط تتعلق بأطراف الدعوى، ويأتي على رأس هذه الشروط: الشرط الأول: أن ترفع الدعوى من ذي صفة على ذي صفة: وحيث أن الدعوى لا تقبل إذا كان من رفع الدعوى/ المدعى لا شأن له بالنزاع أو موضوع الدعوى، فشرط الصفة إذناً من أهم شروط رفع الدعوى، وإذ يمكن إثارته من قبل المتقاضين في أي مرحلة من مراحل الدعوى، ومن ثم فقد تم رفع هذه الدعوى من غير ذي صفة، لذا أتمسك بعدم قبول الدعوى لرفعها على من غير ذي صفة، حيث أنه قد تم استغلال المدعية/ عاتقه محمد يحي محمد على الحرازي من المدعى الآخر/ عدنان أحمد عباس زيني وقام بأخذ توقيعها على وكالة لمحامي لرفع هذه الدعوى مستغلاً عدم علمها وكونها تجهل ذلك، واستغل ابني أخو المدعى عليه طلال وفيصل غازي زيني للشهادة على ذلك، واللذان يقومان بالشهادة والتوقيع له على كل ما يطلبه منهما، ونفس الأمر استغله لإصدار صك حكم بالولاية على المدعية/ عاتقه محمد يحي محمد على الحرازي لصالحه "صك الحكم/ مرفق رقم 3"، وذلك وفق حكم دائرة الأحوال الشخصية الثالثة والعشرون بمحكمة الأحوال الشخصية بمحافظة جدة رقم: (4630371972) وتاريخ: 24/04/1446 هـ، في القضية رقم (4571443116) وتاريخ: 18/12/1445هـ، وقد ذكر هذا المدعى/ الملتمس ضده أن والدته/ المدعية لديها قصور عقلي منذ ولادتها وأنها لا تستطيع التصرف في أمورها وشئونها مستغلاً هذين الشاهدين وللحصول على حكم الولاية، وأن هذه إقرار منه ويٌعد حجة عليه فقط، وأن من شأن ما جاء على لسان هذا الملتمس ضده، ومن ثم فتكون الوكالة –المستغلة- المحررة للوكيل/ المحامي غير صحيحة وباطلة كونها صادرة عن إرادة منعدمة، ومن ثم عدم صحة قيام هذا الوكيل/ المحامي برفع مثل هذه الدعوى كونها باطلة، ومن ثم فعند رفع هذه الدعوى لم يكن وكيلاً وكان غير ذو صفة. فهذه الدعوى رفعت بتاريخ: 25/ 12/1442هـ من قبل الوكيل/ المحامي، وصدر صك حكم الولاية على الوالدة/ المدعية/ الملتمس ضدها بتاريخ: 24/ 04/1446هـ ولم يسبق لنا إرفاقه أو الاطلاع عليه إلا منذ أيام قليلة قبل تقديم هذا الالتماس "صك حكم الولاية/ مرفق رقم 3 مكرر"، ومن ثم تم رفع هذه الدعوى بناء على وكالة باطلة وغير صحيحة قامت على غش وغبن من الملتمس ضده، لذا أتمسك بعدم قبول الدعوى لرفعها على من غير ذي صفة، وهو دفع من النظام العام ومن الدفوع المطلقة والذي يجوز إبداءه في أي حالة تكون عليها الدعوى وذلك وفق نص المادة (76) من نظام المرافعات الشرعية: (م/1) لعام 1435هـ.</w:t>
       </w:r>
     </w:p>
     <w:p>
       <w:pPr>
+        <w:pStyle w:val="Heading2"/>
         <w:jc w:val="right"/>
         <w:bidi/>
       </w:pPr>
       <w:r>
-        <w:rPr>
-          <w:b w:val="0"/>
-          <w:i w:val="0"/>
-        </w:rPr>
+        <w:t>[المتن الفعلي: الوقائع / الأسباب / المنطوق] ===</w:t>
+        <w:br/>
         <w:t>2-إذا حصل المُلتمس بعد الحكم على أوراق قاطعة في الدعوى، كان قد تعذَّر عليه إبرازها قبل الحكم.</w:t>
       </w:r>
     </w:p>
     <w:p>
       <w:pPr>
+        <w:pStyle w:val="Heading2"/>
         <w:jc w:val="right"/>
         <w:bidi/>
       </w:pPr>
       <w:r>
-        <w:rPr>
-          <w:b w:val="0"/>
-          <w:i w:val="0"/>
-        </w:rPr>
+        <w:t>[الطلبات / المرفقات] ===</w:t>
+        <w:br/>
         <w:t>1ـ1: من المعلوم أن تحقُق هذه الحالة مشروط بحصول الملتمس على أوراق أو على أدلة قاطعة في الدعوى لم يتسن له الحصول عليها إلا قبل رفع الالتماس، بحيث لو أمكن له تقديمها قبل الفصل في الدعوى، لتغيَّر وجه الحكم فيها. وهذا الشرط قد تحقَّق بالفعل بالنسبة للملتمس، الذي تمكَّن من الحصول عليها مؤخراً ومنذ عدة أيام قليلة، حيث أنه قد حصل على صك حكم دائرة التنفيذ الثانية بمحكمة التنفيذ بمحافظة جدة رقم: (4731461703) وتاريخ: 13/04/ 1447هـ في القضية رقم: (4771864931) وتاريخ: 08/04/1447هـ والمقامة من الملتمس/ المدعى في هذه القضية الأخيرة ضد المدعية الملتمس ضدها/ عاتقه محمد يحي محمد على الحرازي المدعى عليها في هذه القضية الأخيرة ومنطوقه: (إبراء المدعى عليها/ عاتقه ...، للمدعى/ أسامه ... من الطلب التنفيذي محل الدعوى ...) "مرفق رقم 4"، وهذا كاف ليثبت براءة ذمة الملتمس ورد مثل هذه الدعوى، كون أن الملتمس تمكَّن من الحصول على أوراق رسمية تثبت صحة ما ندعيه، وتكون سبباً لانطباق الفقرة (1ـ ب) من المادة (200) من نظام المرافعات الشرعية.</w:t>
       </w:r>
     </w:p>
@@ -225,14 +218,13 @@
     </w:p>
     <w:p>
       <w:pPr>
+        <w:pStyle w:val="Heading2"/>
         <w:jc w:val="right"/>
         <w:bidi/>
       </w:pPr>
       <w:r>
-        <w:rPr>
-          <w:b w:val="0"/>
-          <w:i w:val="0"/>
-        </w:rPr>
+        <w:t>[المتن الفعلي: الوقائع / الأسباب / المنطوق] ===</w:t>
+        <w:br/>
         <w:t>كما أن هذه العقود والسجلات تثبت صحة ادعاءات الملتمس ودفوعه، وعدم صحة ما جاء بأسباب الحكم محل الطعن. بل وما يؤكد ذلك قوله تعالي: (يا أيها الذين آمنوا أوفوا بالعقود)، وحديث الرسول: (المسلمون عند شروطهم)، ومن ثم فالأحكام محل الطعن بالالتماس قد خالفت النصوص النظامية التالية: -أ-نص المادة (94) من نظام المعاملات المدنية رقم: (م/91) وتاريخ: 29/11/1444هـ. ب-نص المادة (95) من نظام المعاملات المدنية بأنه: "1-يجب تنفيذ العقد طبقًا لما اشتمل عليه وبطريقة تتفق مع ما يوجبه حسن النية. 2-لا يقتصر العقد على إلزام المتعاقد بما ورد فيه، ولكن يشمل ما هو من مستلزماته وفقًا لما تقضي به النصوص النظامية والعرف وطبيعة العقد". ومن ثم فالملتمس تمكَّن من الحصول على أوراق رسمية تثبت صحة ما ندعيه، وتكون سبباً لانطباق الفقرة (1ـ ب) من المادة (200) من نظام المرافعات الشرعية.</w:t>
       </w:r>
     </w:p>
@@ -277,14 +269,13 @@
     </w:p>
     <w:p>
       <w:pPr>
+        <w:pStyle w:val="Heading2"/>
         <w:jc w:val="right"/>
         <w:bidi/>
       </w:pPr>
       <w:r>
-        <w:rPr>
-          <w:b w:val="0"/>
-          <w:i w:val="0"/>
-        </w:rPr>
+        <w:t>[الطلبات / المرفقات] ===</w:t>
+        <w:br/>
         <w:t>أ-إن التناقض الذي يُجيز الالتماس، طبقاً لما تقضي به الفقرة (هـ) من المادة (200-1) من نظام المرافعات الشرعية، هو التناقض في منطوق الحكم بعضه مع البعض الآخر، وحيث أنه بالرجوع الى الحكم محل الطعن، نجد أنه قد بٌني على زعم باطل وكيدي وغش من الملتمس ضده السيد/ عدنان أحمد عباس زيني، وما يثبت هذا التناقض لدي الدائرة مصدرة الحكم عقود تأسيس الشركات محل التركة والارث، وسجلات تجارية لهذه الشركات "مجموعة من عقود التأسيس والسجلات التجارية/ مرفق رقم 4 مكرر"، فهي تثبت ان الأعمال التي قام بها المدعى عليه/ الملتمس لا تخص الشركة محل الدعوى (شركة احمد زيني التجارية)، بل هي حصص تجارية، وأن هذه الشركة كانت تملك حصصا في الشركات الأخرى، وهذا ما تؤكده هذه الأوراق والمرفقات الجديدة.</w:t>
       </w:r>
     </w:p>
@@ -303,14 +294,13 @@
     </w:p>
     <w:p>
       <w:pPr>
+        <w:pStyle w:val="Heading2"/>
         <w:jc w:val="right"/>
         <w:bidi/>
       </w:pPr>
       <w:r>
-        <w:rPr>
-          <w:b w:val="0"/>
-          <w:i w:val="0"/>
-        </w:rPr>
+        <w:t>[المتن الفعلي: الوقائع / الأسباب / المنطوق] ===</w:t>
+        <w:br/>
         <w:t>ب-أن ما جاء بأسباب الحكم بشأن أن المدعى عليه/ الملتمس قد قبل بالتقييم فهذا غير صحيح، فادعاء الدائرة بأن تقرير المحاسب القانوني/ طلال أبو غزالة هو أقرب تقييم لتلك الحصص غير صحيح ايضاً، لأن عملية التخارج كتصرف قانوني هي العملية التي نسخت ذلك التقييم (يراجع آخر صفحة من الحكم في تسبيب القاضي ص 5).</w:t>
       </w:r>
     </w:p>

--- a/zaini_case_audit_output/outputs/word/documents/005_التماس الشيخ أسامه زيني ـ القضية 42824717 ـ من المستشار.docx
+++ b/zaini_case_audit_output/outputs/word/documents/005_التماس الشيخ أسامه زيني ـ القضية 42824717 ـ من المستشار.docx
@@ -77,7 +77,7 @@
       <w:r>
         <w:t>[المتن الفعلي: الوقائع / الأسباب / المنطوق] ===</w:t>
         <w:br/>
-        <w:t>رظــــــــنلا ةداــــعإ "ساـــــمتلا" بــــلط</w:t>
+        <w:t>طلــــب "التمـــــاس" إعــــادة النــــــــظر</w:t>
       </w:r>
     </w:p>
     <w:p>
@@ -358,27 +358,25 @@
     </w:p>
     <w:p>
       <w:pPr>
+        <w:pStyle w:val="Heading2"/>
         <w:jc w:val="right"/>
         <w:bidi/>
       </w:pPr>
       <w:r>
-        <w:rPr>
-          <w:b w:val="0"/>
-          <w:i w:val="0"/>
-        </w:rPr>
-        <w:t>- :يتآلا مكتليضف نم سمتلن ريدقتو مارتحا لكب :سمتلملا /هيلع يعَّدملا تابلط -\</w:t>
+        <w:t>[الطلبات / المرفقات] ===</w:t>
+        <w:br/>
+        <w:t>\- طلبات المدَّعي عليه/ الملتمس: بكل احترام وتقدير نلتمس من فضيلتكم الآتي: -</w:t>
       </w:r>
     </w:p>
     <w:p>
       <w:pPr>
+        <w:pStyle w:val="Heading2"/>
         <w:jc w:val="right"/>
         <w:bidi/>
       </w:pPr>
       <w:r>
-        <w:rPr>
-          <w:b w:val="0"/>
-          <w:i w:val="0"/>
-        </w:rPr>
+        <w:t>[المتن الفعلي: الوقائع / الأسباب / المنطوق] ===</w:t>
+        <w:br/>
         <w:t>أولاً: قبول الطعن بالالتماس بإعادة النظر شكلاً، والقضاء بنقض الحكم وإعادة فتح باب المرافعة، والحكم لصالحي بما سبق وأن طالبت به برد الدعوى لعدم صحتها لانعدام الصفة، ولتوافر حالات من الواردة بالمادة (200/1) من نظام المرافعات الشرعية.</w:t>
       </w:r>
     </w:p>
